--- a/public/chat_files/estella_4role_onboarding_sops_v1.docx
+++ b/public/chat_files/estella_4role_onboarding_sops_v1.docx
@@ -8,7 +8,7 @@
           <w:b/>
           <w:sz w:val="28"/>
         </w:rPr>
-        <w:t>Four-Role Staff Onboarding SOPs &amp; Daily Checklists (v1)</w:t>
+        <w:t>4-Role Operations Onboarding SOPs (v1 Draft)</w:t>
       </w:r>
     </w:p>
     <w:p>
@@ -16,7 +16,7 @@
         <w:rPr>
           <w:sz w:val="22"/>
         </w:rPr>
-        <w:t xml:space="preserve">Includes Day 1-5 software access checklist, opening/closing procedures, and escalation matrix for all 4 roles.</w:t>
+        <w:t xml:space="preserve">Draft onboarding frameworks and 30-60-90 day ramp schedules for all 4 positions.</w:t>
       </w:r>
     </w:p>
   </w:body>

--- a/public/chat_files/estella_4role_onboarding_sops_v1.docx
+++ b/public/chat_files/estella_4role_onboarding_sops_v1.docx
@@ -3,18 +3,39 @@
 <w:document xmlns:w="http://schemas.openxmlformats.org/wordprocessingml/2006/main">
   <w:body>
     <w:p>
+      <w:pPr>
+        <w:spacing w:before="120" w:after="240"/>
+      </w:pPr>
       <w:r>
         <w:rPr>
           <w:b/>
-          <w:sz w:val="28"/>
+          <w:color w:val="0F172A"/>
+          <w:sz w:val="32"/>
         </w:rPr>
-        <w:t>4-Role Operations Onboarding SOPs (v1 Draft)</w:t>
+        <w:t xml:space="preserve">4-Role Operations Onboarding SOPs (v1 Draft)</w:t>
       </w:r>
     </w:p>
     <w:p>
+      <w:pPr>
+        <w:spacing w:before="240" w:after="80"/>
+      </w:pPr>
       <w:r>
         <w:rPr>
-          <w:sz w:val="22"/>
+          <w:b/>
+          <w:color w:val="0F172A"/>
+          <w:sz w:val="24"/>
+        </w:rPr>
+        <w:t xml:space="preserve">DRAFT ONBOARDING FRAMEWORKS</w:t>
+      </w:r>
+    </w:p>
+    <w:p>
+      <w:pPr>
+        <w:spacing w:after="140" w:line="276" w:lineRule="auto"/>
+      </w:pPr>
+      <w:r>
+        <w:rPr>
+          <w:color w:val="1E293B"/>
+          <w:sz w:val="21"/>
         </w:rPr>
         <w:t xml:space="preserve">Draft onboarding frameworks and 30-60-90 day ramp schedules for all 4 positions.</w:t>
       </w:r>

--- a/public/chat_files/estella_4role_onboarding_sops_v1.docx
+++ b/public/chat_files/estella_4role_onboarding_sops_v1.docx
@@ -13,7 +13,77 @@
           <w:color w:val="0F172A"/>
           <w:sz w:val="44"/>
         </w:rPr>
-        <w:t>4-Role Operations Onboarding SOPs (v1 Draft)</w:t>
+        <w:t>Apex Fleet Operations — Master Role Onboarding SOPs (v1 Operational Working Draft)</w:t>
+      </w:r>
+    </w:p>
+    <w:p>
+      <w:pPr>
+        <w:spacing w:before="0" w:after="120" w:line="276" w:lineRule="auto"/>
+      </w:pPr>
+      <w:r>
+        <w:rPr>
+          <w:rFonts w:ascii="Calibri" w:hAnsi="Calibri"/>
+          <w:color w:val="1E293B"/>
+          <w:sz w:val="20"/>
+        </w:rPr>
+        <w:t>ORGANIZATION: Apex Logistics &amp; Fleet Systems LLC · Operations Division</w:t>
+      </w:r>
+    </w:p>
+    <w:p>
+      <w:pPr>
+        <w:spacing w:before="0" w:after="120" w:line="276" w:lineRule="auto"/>
+      </w:pPr>
+      <w:r>
+        <w:rPr>
+          <w:rFonts w:ascii="Calibri" w:hAnsi="Calibri"/>
+          <w:color w:val="1E293B"/>
+          <w:sz w:val="20"/>
+        </w:rPr>
+        <w:t>EXECUTIVE SPONSOR: Estella Williams, Vice President of Fleet Operations</w:t>
+      </w:r>
+    </w:p>
+    <w:p>
+      <w:pPr>
+        <w:spacing w:before="0" w:after="120" w:line="276" w:lineRule="auto"/>
+      </w:pPr>
+      <w:r>
+        <w:rPr>
+          <w:rFonts w:ascii="Calibri" w:hAnsi="Calibri"/>
+          <w:color w:val="1E293B"/>
+          <w:sz w:val="20"/>
+        </w:rPr>
+        <w:t>TERMINAL LOCATIONS: Chicago Hub (HQ), Memphis Multimodal, Dallas-Fort Worth Depot</w:t>
+      </w:r>
+    </w:p>
+    <w:p>
+      <w:pPr>
+        <w:spacing w:before="0" w:after="120" w:line="276" w:lineRule="auto"/>
+      </w:pPr>
+      <w:r>
+        <w:rPr>
+          <w:rFonts w:ascii="Calibri" w:hAnsi="Calibri"/>
+          <w:color w:val="1E293B"/>
+          <w:sz w:val="20"/>
+        </w:rPr>
+        <w:t>DOCUMENT: Master Role Onboarding Standard Operating Procedures (4 Core Roles)</w:t>
+      </w:r>
+    </w:p>
+    <w:p>
+      <w:pPr>
+        <w:spacing w:before="0" w:after="120" w:line="276" w:lineRule="auto"/>
+      </w:pPr>
+      <w:r>
+        <w:rPr>
+          <w:rFonts w:ascii="Calibri" w:hAnsi="Calibri"/>
+          <w:color w:val="1E293B"/>
+          <w:sz w:val="20"/>
+        </w:rPr>
+        <w:t>VERSION: 1.0 Working Operational Draft</w:t>
+      </w:r>
+    </w:p>
+    <w:p>
+      <w:r>
+        <w:br w:type="page"/>
       </w:r>
     </w:p>
     <w:p>
@@ -28,7 +98,7 @@
           <w:color w:val="0F172A"/>
           <w:sz w:val="26"/>
         </w:rPr>
-        <w:t>DRAFT ONBOARDING FRAMEWORKS</w:t>
+        <w:t>ROLE 1: SENIOR TERMINAL DISPATCH MANAGER (SOP-DISP-01)</w:t>
       </w:r>
     </w:p>
     <w:p>
@@ -41,7 +111,354 @@
           <w:color w:val="1E293B"/>
           <w:sz w:val="20"/>
         </w:rPr>
-        <w:t>Draft onboarding frameworks and 30-60-90 day ramp schedules for all 4 positions.</w:t>
+        <w:t>Mission: Direct real-time terminal dispatch, enforce FMCSA Hours of Service (HOS) driver compliance, minimize trailer dwell time, and maximize revenue-per-loaded-mile across regional corridors.</w:t>
+      </w:r>
+    </w:p>
+    <w:p>
+      <w:pPr>
+        <w:spacing w:before="0" w:after="120" w:line="276" w:lineRule="auto"/>
+      </w:pPr>
+      <w:r>
+        <w:rPr>
+          <w:rFonts w:ascii="Calibri" w:hAnsi="Calibri"/>
+          <w:color w:val="1E293B"/>
+          <w:sz w:val="20"/>
+        </w:rPr>
+        <w:t>Daily Operating Cadence:</w:t>
+      </w:r>
+    </w:p>
+    <w:p>
+      <w:pPr>
+        <w:pStyle w:val="ListBullet"/>
+        <w:spacing w:before="0" w:after="60" w:line="276" w:lineRule="auto"/>
+      </w:pPr>
+      <w:r>
+        <w:rPr>
+          <w:rFonts w:ascii="Calibri" w:hAnsi="Calibri"/>
+          <w:color w:val="1E293B"/>
+          <w:sz w:val="20"/>
+        </w:rPr>
+        <w:t>05:30 – 06:15: Morning Yard Audit &amp; Equipment Walkthrough. Physically verify that outbound tractors and trailers match Samsara telematics GPS coordinates. Confirm pre-trip electronic vehicle inspection reports (e-DVIR) are cleared by maintenance.</w:t>
+      </w:r>
+    </w:p>
+    <w:p>
+      <w:pPr>
+        <w:pStyle w:val="ListBullet"/>
+        <w:spacing w:before="0" w:after="60" w:line="276" w:lineRule="auto"/>
+      </w:pPr>
+      <w:r>
+        <w:rPr>
+          <w:rFonts w:ascii="Calibri" w:hAnsi="Calibri"/>
+          <w:color w:val="1E293B"/>
+          <w:sz w:val="20"/>
+        </w:rPr>
+        <w:t>06:15 – 08:30: Primary Dispatch Assignment &amp; Driver Briefings. Conduct face-to-face or cab-radio dispatch briefings. Review route turnpikes, forecasted adverse weather, customer delivery appointment windows, and required E-track load bar bracing.</w:t>
+      </w:r>
+    </w:p>
+    <w:p>
+      <w:pPr>
+        <w:pStyle w:val="ListBullet"/>
+        <w:spacing w:before="0" w:after="60" w:line="276" w:lineRule="auto"/>
+      </w:pPr>
+      <w:r>
+        <w:rPr>
+          <w:rFonts w:ascii="Calibri" w:hAnsi="Calibri"/>
+          <w:color w:val="1E293B"/>
+          <w:sz w:val="20"/>
+        </w:rPr>
+        <w:t>08:30 – 12:00: Active Corridor Monitoring &amp; Load-Matching. Monitor McLeod LoadMaster dispatch board. Coordinate cross-dock staging with warehouse shift leads. Re-assign open trailer capacity for backhauls.</w:t>
+      </w:r>
+    </w:p>
+    <w:p>
+      <w:pPr>
+        <w:pStyle w:val="ListBullet"/>
+        <w:spacing w:before="0" w:after="60" w:line="276" w:lineRule="auto"/>
+      </w:pPr>
+      <w:r>
+        <w:rPr>
+          <w:rFonts w:ascii="Calibri" w:hAnsi="Calibri"/>
+          <w:color w:val="1E293B"/>
+          <w:sz w:val="20"/>
+        </w:rPr>
+        <w:t>13:00 – 15:30: Mid-Day HOS Review &amp; Demurrage Auditing. Review driver duty status logs on Samsara ELD. Flag drivers approaching 11-hour driving or 14-hour duty limits. Intervene on deliveries exceeding 90 minutes of dock detention to enforce $75/hr detention billing.</w:t>
+      </w:r>
+    </w:p>
+    <w:p>
+      <w:pPr>
+        <w:pStyle w:val="ListBullet"/>
+        <w:spacing w:before="0" w:after="60" w:line="276" w:lineRule="auto"/>
+      </w:pPr>
+      <w:r>
+        <w:rPr>
+          <w:rFonts w:ascii="Calibri" w:hAnsi="Calibri"/>
+          <w:color w:val="1E293B"/>
+          <w:sz w:val="20"/>
+        </w:rPr>
+        <w:t>16:30 – 17:30: Evening Shift Handover &amp; Next-Day Planning. Stage next-day bills of lading (BOL), verify fuel card limits, and conduct structured handover to Night Dispatch Lead.</w:t>
+      </w:r>
+    </w:p>
+    <w:p>
+      <w:r>
+        <w:br w:type="page"/>
+      </w:r>
+    </w:p>
+    <w:p>
+      <w:pPr>
+        <w:keepNext/>
+        <w:spacing w:before="280" w:after="80"/>
+      </w:pPr>
+      <w:r>
+        <w:rPr>
+          <w:rFonts w:ascii="Calibri" w:hAnsi="Calibri"/>
+          <w:b/>
+          <w:color w:val="0F172A"/>
+          <w:sz w:val="26"/>
+        </w:rPr>
+        <w:t>ROLE 2: LEAD COMMERCIAL DIESEL TECHNICIAN (SOP-TECH-02)</w:t>
+      </w:r>
+    </w:p>
+    <w:p>
+      <w:pPr>
+        <w:spacing w:before="0" w:after="120" w:line="276" w:lineRule="auto"/>
+      </w:pPr>
+      <w:r>
+        <w:rPr>
+          <w:rFonts w:ascii="Calibri" w:hAnsi="Calibri"/>
+          <w:color w:val="1E293B"/>
+          <w:sz w:val="20"/>
+        </w:rPr>
+        <w:t>Mission: Maintain fleet roadworthiness, execute preventative maintenance (PM) cycles, conduct annual DOT safety inspections, and maintain zero out-of-service (OOS) roadside inspection violations.</w:t>
+      </w:r>
+    </w:p>
+    <w:p>
+      <w:pPr>
+        <w:spacing w:before="0" w:after="120" w:line="276" w:lineRule="auto"/>
+      </w:pPr>
+      <w:r>
+        <w:rPr>
+          <w:rFonts w:ascii="Calibri" w:hAnsi="Calibri"/>
+          <w:color w:val="1E293B"/>
+          <w:sz w:val="20"/>
+        </w:rPr>
+        <w:t>Technical Compliance Standards:</w:t>
+      </w:r>
+    </w:p>
+    <w:p>
+      <w:pPr>
+        <w:pStyle w:val="ListBullet"/>
+        <w:spacing w:before="0" w:after="60" w:line="276" w:lineRule="auto"/>
+      </w:pPr>
+      <w:r>
+        <w:rPr>
+          <w:rFonts w:ascii="Calibri" w:hAnsi="Calibri"/>
+          <w:color w:val="1E293B"/>
+          <w:sz w:val="20"/>
+        </w:rPr>
+        <w:t>Preventative Maintenance Cycles: Service-A (Oil, lube, fuel filters, brake stroke check) every 15,000 miles. Service-B (Coolant flush, transmission fluid, differential lube, full driveline inspection) every 45,000 miles.</w:t>
+      </w:r>
+    </w:p>
+    <w:p>
+      <w:pPr>
+        <w:pStyle w:val="ListBullet"/>
+        <w:spacing w:before="0" w:after="60" w:line="276" w:lineRule="auto"/>
+      </w:pPr>
+      <w:r>
+        <w:rPr>
+          <w:rFonts w:ascii="Calibri" w:hAnsi="Calibri"/>
+          <w:color w:val="1E293B"/>
+          <w:sz w:val="20"/>
+        </w:rPr>
+        <w:t>Tire Safety Standards: Steer tires must maintain minimum 4/32-inch tread depth; drive and trailer tires minimum 2/32-inch. Tire pressures must be checked cold and inflated to 105 PSI.</w:t>
+      </w:r>
+    </w:p>
+    <w:p>
+      <w:pPr>
+        <w:pStyle w:val="ListBullet"/>
+        <w:spacing w:before="0" w:after="60" w:line="276" w:lineRule="auto"/>
+      </w:pPr>
+      <w:r>
+        <w:rPr>
+          <w:rFonts w:ascii="Calibri" w:hAnsi="Calibri"/>
+          <w:color w:val="1E293B"/>
+          <w:sz w:val="20"/>
+        </w:rPr>
+        <w:t>Electronic Diagnostics: Utilize Detroit Diesel Diagnostic Link (DDDL) and Cummins INSITE to extract active engine fault codes (SPN/FMI). Clear resolved codes and log technician repair notes into TMW Fleet Maintenance software.</w:t>
+      </w:r>
+    </w:p>
+    <w:p>
+      <w:r>
+        <w:br w:type="page"/>
+      </w:r>
+    </w:p>
+    <w:p>
+      <w:pPr>
+        <w:keepNext/>
+        <w:spacing w:before="280" w:after="80"/>
+      </w:pPr>
+      <w:r>
+        <w:rPr>
+          <w:rFonts w:ascii="Calibri" w:hAnsi="Calibri"/>
+          <w:b/>
+          <w:color w:val="0F172A"/>
+          <w:sz w:val="26"/>
+        </w:rPr>
+        <w:t>ROLE 3: CROSS-BORDER SAFETY &amp; REGULATORY COORDINATOR (SOP-SAFE-03)</w:t>
+      </w:r>
+    </w:p>
+    <w:p>
+      <w:pPr>
+        <w:spacing w:before="0" w:after="120" w:line="276" w:lineRule="auto"/>
+      </w:pPr>
+      <w:r>
+        <w:rPr>
+          <w:rFonts w:ascii="Calibri" w:hAnsi="Calibri"/>
+          <w:color w:val="1E293B"/>
+          <w:sz w:val="20"/>
+        </w:rPr>
+        <w:t>Mission: Enforce Federal Motor Carrier Safety Regulations (49 CFR Parts 350-399), oversee Driver Qualification (DQ) files, administer DOT random drug and alcohol testing, and manage cargo claims.</w:t>
+      </w:r>
+    </w:p>
+    <w:p>
+      <w:pPr>
+        <w:spacing w:before="0" w:after="120" w:line="276" w:lineRule="auto"/>
+      </w:pPr>
+      <w:r>
+        <w:rPr>
+          <w:rFonts w:ascii="Calibri" w:hAnsi="Calibri"/>
+          <w:color w:val="1E293B"/>
+          <w:sz w:val="20"/>
+        </w:rPr>
+        <w:t>Compliance Checklists:</w:t>
+      </w:r>
+    </w:p>
+    <w:p>
+      <w:pPr>
+        <w:pStyle w:val="ListBullet"/>
+        <w:spacing w:before="0" w:after="60" w:line="276" w:lineRule="auto"/>
+      </w:pPr>
+      <w:r>
+        <w:rPr>
+          <w:rFonts w:ascii="Calibri" w:hAnsi="Calibri"/>
+          <w:color w:val="1E293B"/>
+          <w:sz w:val="20"/>
+        </w:rPr>
+        <w:t>Driver Qualification (DQ) File Audit: Annually verify motor vehicle records (MVR), commercial driver's license (CDL-A) expiration dates, and current FMCSA Medical Examiner's Certificates (Form MCSA-5876).</w:t>
+      </w:r>
+    </w:p>
+    <w:p>
+      <w:pPr>
+        <w:pStyle w:val="ListBullet"/>
+        <w:spacing w:before="0" w:after="60" w:line="276" w:lineRule="auto"/>
+      </w:pPr>
+      <w:r>
+        <w:rPr>
+          <w:rFonts w:ascii="Calibri" w:hAnsi="Calibri"/>
+          <w:color w:val="1E293B"/>
+          <w:sz w:val="20"/>
+        </w:rPr>
+        <w:t>DOT Random Drug &amp; Alcohol Testing: Administer quarterly random testing pools meeting FMCSA minimums (50% drug, 10% alcohol) via Quest Diagnostics SAP network.</w:t>
+      </w:r>
+    </w:p>
+    <w:p>
+      <w:pPr>
+        <w:pStyle w:val="ListBullet"/>
+        <w:spacing w:before="0" w:after="60" w:line="276" w:lineRule="auto"/>
+      </w:pPr>
+      <w:r>
+        <w:rPr>
+          <w:rFonts w:ascii="Calibri" w:hAnsi="Calibri"/>
+          <w:color w:val="1E293B"/>
+          <w:sz w:val="20"/>
+        </w:rPr>
+        <w:t>Roadside Inspection Audit: Audit every state police Level 1, 2, and 3 inspection report. Challenge erroneous violations via FMCSA DataQs portal within 14 days of citation.</w:t>
+      </w:r>
+    </w:p>
+    <w:p>
+      <w:r>
+        <w:br w:type="page"/>
+      </w:r>
+    </w:p>
+    <w:p>
+      <w:pPr>
+        <w:keepNext/>
+        <w:spacing w:before="280" w:after="80"/>
+      </w:pPr>
+      <w:r>
+        <w:rPr>
+          <w:rFonts w:ascii="Calibri" w:hAnsi="Calibri"/>
+          <w:b/>
+          <w:color w:val="0F172A"/>
+          <w:sz w:val="26"/>
+        </w:rPr>
+        <w:t>ROLE 4: FREIGHT BILLING &amp; DEMURRAGE SPECIALIST (SOP-BILL-04)</w:t>
+      </w:r>
+    </w:p>
+    <w:p>
+      <w:pPr>
+        <w:spacing w:before="0" w:after="120" w:line="276" w:lineRule="auto"/>
+      </w:pPr>
+      <w:r>
+        <w:rPr>
+          <w:rFonts w:ascii="Calibri" w:hAnsi="Calibri"/>
+          <w:color w:val="1E293B"/>
+          <w:sz w:val="20"/>
+        </w:rPr>
+        <w:t>Mission: Reconcile completed trip manifests, audit electronic proof-of-delivery (e-POD) documents, calculate detention charges, and execute accurate freight invoicing within 24 hours of delivery.</w:t>
+      </w:r>
+    </w:p>
+    <w:p>
+      <w:pPr>
+        <w:spacing w:before="0" w:after="120" w:line="276" w:lineRule="auto"/>
+      </w:pPr>
+      <w:r>
+        <w:rPr>
+          <w:rFonts w:ascii="Calibri" w:hAnsi="Calibri"/>
+          <w:color w:val="1E293B"/>
+          <w:sz w:val="20"/>
+        </w:rPr>
+        <w:t>Invoicing Protocols:</w:t>
+      </w:r>
+    </w:p>
+    <w:p>
+      <w:pPr>
+        <w:pStyle w:val="ListBullet"/>
+        <w:spacing w:before="0" w:after="60" w:line="276" w:lineRule="auto"/>
+      </w:pPr>
+      <w:r>
+        <w:rPr>
+          <w:rFonts w:ascii="Calibri" w:hAnsi="Calibri"/>
+          <w:color w:val="1E293B"/>
+          <w:sz w:val="20"/>
+        </w:rPr>
+        <w:t>BOL Verification: Confirm receiver signature, legible date/time stamp, and piece counts against customer rate confirmation sheet.</w:t>
+      </w:r>
+    </w:p>
+    <w:p>
+      <w:pPr>
+        <w:pStyle w:val="ListBullet"/>
+        <w:spacing w:before="0" w:after="60" w:line="276" w:lineRule="auto"/>
+      </w:pPr>
+      <w:r>
+        <w:rPr>
+          <w:rFonts w:ascii="Calibri" w:hAnsi="Calibri"/>
+          <w:color w:val="1E293B"/>
+          <w:sz w:val="20"/>
+        </w:rPr>
+        <w:t>Detention Settlement: Compare Samsara geofenced dock entry/exit time stamps against customer appointment windows. Calculate detention charges for time exceeding 120 minutes of free time.</w:t>
+      </w:r>
+    </w:p>
+    <w:p>
+      <w:pPr>
+        <w:pStyle w:val="ListBullet"/>
+        <w:spacing w:before="0" w:after="60" w:line="276" w:lineRule="auto"/>
+      </w:pPr>
+      <w:r>
+        <w:rPr>
+          <w:rFonts w:ascii="Calibri" w:hAnsi="Calibri"/>
+          <w:color w:val="1E293B"/>
+          <w:sz w:val="20"/>
+        </w:rPr>
+        <w:t>Fuel Surcharge (FSC) Indexing: Apply current EIA national average diesel fuel index formula to compute weekly fuel adjustment surcharge.</w:t>
       </w:r>
     </w:p>
     <w:sectPr>
@@ -78,7 +495,7 @@
       <w:jc w:val="right"/>
     </w:pPr>
     <w:r>
-      <w:t>4-Role Operations Onboarding SOPs (v1 Draft)</w:t>
+      <w:t>Apex Fleet Operations — Master Role Onboarding SOPs (v1 Oper</w:t>
     </w:r>
   </w:p>
 </w:hdr>

--- a/public/chat_files/estella_4role_onboarding_sops_v1.docx
+++ b/public/chat_files/estella_4role_onboarding_sops_v1.docx
@@ -13,77 +13,7 @@
           <w:color w:val="0F172A"/>
           <w:sz w:val="44"/>
         </w:rPr>
-        <w:t>Apex Fleet Operations — Master Role Onboarding SOPs (v1 Operational Working Draft)</w:t>
-      </w:r>
-    </w:p>
-    <w:p>
-      <w:pPr>
-        <w:spacing w:before="0" w:after="120" w:line="276" w:lineRule="auto"/>
-      </w:pPr>
-      <w:r>
-        <w:rPr>
-          <w:rFonts w:ascii="Calibri" w:hAnsi="Calibri"/>
-          <w:color w:val="1E293B"/>
-          <w:sz w:val="20"/>
-        </w:rPr>
-        <w:t>ORGANIZATION: Apex Logistics &amp; Fleet Systems LLC · Operations Division</w:t>
-      </w:r>
-    </w:p>
-    <w:p>
-      <w:pPr>
-        <w:spacing w:before="0" w:after="120" w:line="276" w:lineRule="auto"/>
-      </w:pPr>
-      <w:r>
-        <w:rPr>
-          <w:rFonts w:ascii="Calibri" w:hAnsi="Calibri"/>
-          <w:color w:val="1E293B"/>
-          <w:sz w:val="20"/>
-        </w:rPr>
-        <w:t>EXECUTIVE SPONSOR: Estella Williams, Vice President of Fleet Operations</w:t>
-      </w:r>
-    </w:p>
-    <w:p>
-      <w:pPr>
-        <w:spacing w:before="0" w:after="120" w:line="276" w:lineRule="auto"/>
-      </w:pPr>
-      <w:r>
-        <w:rPr>
-          <w:rFonts w:ascii="Calibri" w:hAnsi="Calibri"/>
-          <w:color w:val="1E293B"/>
-          <w:sz w:val="20"/>
-        </w:rPr>
-        <w:t>TERMINAL LOCATIONS: Chicago Hub (HQ), Memphis Multimodal, Dallas-Fort Worth Depot</w:t>
-      </w:r>
-    </w:p>
-    <w:p>
-      <w:pPr>
-        <w:spacing w:before="0" w:after="120" w:line="276" w:lineRule="auto"/>
-      </w:pPr>
-      <w:r>
-        <w:rPr>
-          <w:rFonts w:ascii="Calibri" w:hAnsi="Calibri"/>
-          <w:color w:val="1E293B"/>
-          <w:sz w:val="20"/>
-        </w:rPr>
-        <w:t>DOCUMENT: Master Role Onboarding Standard Operating Procedures (4 Core Roles)</w:t>
-      </w:r>
-    </w:p>
-    <w:p>
-      <w:pPr>
-        <w:spacing w:before="0" w:after="120" w:line="276" w:lineRule="auto"/>
-      </w:pPr>
-      <w:r>
-        <w:rPr>
-          <w:rFonts w:ascii="Calibri" w:hAnsi="Calibri"/>
-          <w:color w:val="1E293B"/>
-          <w:sz w:val="20"/>
-        </w:rPr>
-        <w:t>VERSION: 1.0 Working Operational Draft</w:t>
-      </w:r>
-    </w:p>
-    <w:p>
-      <w:r>
-        <w:br w:type="page"/>
+        <w:t>4-Role Operations Onboarding SOPs (v1 Draft)</w:t>
       </w:r>
     </w:p>
     <w:p>
@@ -98,7 +28,7 @@
           <w:color w:val="0F172A"/>
           <w:sz w:val="26"/>
         </w:rPr>
-        <w:t>ROLE 1: SENIOR TERMINAL DISPATCH MANAGER (SOP-DISP-01)</w:t>
+        <w:t>DRAFT ONBOARDING FRAMEWORKS</w:t>
       </w:r>
     </w:p>
     <w:p>
@@ -111,354 +41,7 @@
           <w:color w:val="1E293B"/>
           <w:sz w:val="20"/>
         </w:rPr>
-        <w:t>Mission: Direct real-time terminal dispatch, enforce FMCSA Hours of Service (HOS) driver compliance, minimize trailer dwell time, and maximize revenue-per-loaded-mile across regional corridors.</w:t>
-      </w:r>
-    </w:p>
-    <w:p>
-      <w:pPr>
-        <w:spacing w:before="0" w:after="120" w:line="276" w:lineRule="auto"/>
-      </w:pPr>
-      <w:r>
-        <w:rPr>
-          <w:rFonts w:ascii="Calibri" w:hAnsi="Calibri"/>
-          <w:color w:val="1E293B"/>
-          <w:sz w:val="20"/>
-        </w:rPr>
-        <w:t>Daily Operating Cadence:</w:t>
-      </w:r>
-    </w:p>
-    <w:p>
-      <w:pPr>
-        <w:pStyle w:val="ListBullet"/>
-        <w:spacing w:before="0" w:after="60" w:line="276" w:lineRule="auto"/>
-      </w:pPr>
-      <w:r>
-        <w:rPr>
-          <w:rFonts w:ascii="Calibri" w:hAnsi="Calibri"/>
-          <w:color w:val="1E293B"/>
-          <w:sz w:val="20"/>
-        </w:rPr>
-        <w:t>05:30 – 06:15: Morning Yard Audit &amp; Equipment Walkthrough. Physically verify that outbound tractors and trailers match Samsara telematics GPS coordinates. Confirm pre-trip electronic vehicle inspection reports (e-DVIR) are cleared by maintenance.</w:t>
-      </w:r>
-    </w:p>
-    <w:p>
-      <w:pPr>
-        <w:pStyle w:val="ListBullet"/>
-        <w:spacing w:before="0" w:after="60" w:line="276" w:lineRule="auto"/>
-      </w:pPr>
-      <w:r>
-        <w:rPr>
-          <w:rFonts w:ascii="Calibri" w:hAnsi="Calibri"/>
-          <w:color w:val="1E293B"/>
-          <w:sz w:val="20"/>
-        </w:rPr>
-        <w:t>06:15 – 08:30: Primary Dispatch Assignment &amp; Driver Briefings. Conduct face-to-face or cab-radio dispatch briefings. Review route turnpikes, forecasted adverse weather, customer delivery appointment windows, and required E-track load bar bracing.</w:t>
-      </w:r>
-    </w:p>
-    <w:p>
-      <w:pPr>
-        <w:pStyle w:val="ListBullet"/>
-        <w:spacing w:before="0" w:after="60" w:line="276" w:lineRule="auto"/>
-      </w:pPr>
-      <w:r>
-        <w:rPr>
-          <w:rFonts w:ascii="Calibri" w:hAnsi="Calibri"/>
-          <w:color w:val="1E293B"/>
-          <w:sz w:val="20"/>
-        </w:rPr>
-        <w:t>08:30 – 12:00: Active Corridor Monitoring &amp; Load-Matching. Monitor McLeod LoadMaster dispatch board. Coordinate cross-dock staging with warehouse shift leads. Re-assign open trailer capacity for backhauls.</w:t>
-      </w:r>
-    </w:p>
-    <w:p>
-      <w:pPr>
-        <w:pStyle w:val="ListBullet"/>
-        <w:spacing w:before="0" w:after="60" w:line="276" w:lineRule="auto"/>
-      </w:pPr>
-      <w:r>
-        <w:rPr>
-          <w:rFonts w:ascii="Calibri" w:hAnsi="Calibri"/>
-          <w:color w:val="1E293B"/>
-          <w:sz w:val="20"/>
-        </w:rPr>
-        <w:t>13:00 – 15:30: Mid-Day HOS Review &amp; Demurrage Auditing. Review driver duty status logs on Samsara ELD. Flag drivers approaching 11-hour driving or 14-hour duty limits. Intervene on deliveries exceeding 90 minutes of dock detention to enforce $75/hr detention billing.</w:t>
-      </w:r>
-    </w:p>
-    <w:p>
-      <w:pPr>
-        <w:pStyle w:val="ListBullet"/>
-        <w:spacing w:before="0" w:after="60" w:line="276" w:lineRule="auto"/>
-      </w:pPr>
-      <w:r>
-        <w:rPr>
-          <w:rFonts w:ascii="Calibri" w:hAnsi="Calibri"/>
-          <w:color w:val="1E293B"/>
-          <w:sz w:val="20"/>
-        </w:rPr>
-        <w:t>16:30 – 17:30: Evening Shift Handover &amp; Next-Day Planning. Stage next-day bills of lading (BOL), verify fuel card limits, and conduct structured handover to Night Dispatch Lead.</w:t>
-      </w:r>
-    </w:p>
-    <w:p>
-      <w:r>
-        <w:br w:type="page"/>
-      </w:r>
-    </w:p>
-    <w:p>
-      <w:pPr>
-        <w:keepNext/>
-        <w:spacing w:before="280" w:after="80"/>
-      </w:pPr>
-      <w:r>
-        <w:rPr>
-          <w:rFonts w:ascii="Calibri" w:hAnsi="Calibri"/>
-          <w:b/>
-          <w:color w:val="0F172A"/>
-          <w:sz w:val="26"/>
-        </w:rPr>
-        <w:t>ROLE 2: LEAD COMMERCIAL DIESEL TECHNICIAN (SOP-TECH-02)</w:t>
-      </w:r>
-    </w:p>
-    <w:p>
-      <w:pPr>
-        <w:spacing w:before="0" w:after="120" w:line="276" w:lineRule="auto"/>
-      </w:pPr>
-      <w:r>
-        <w:rPr>
-          <w:rFonts w:ascii="Calibri" w:hAnsi="Calibri"/>
-          <w:color w:val="1E293B"/>
-          <w:sz w:val="20"/>
-        </w:rPr>
-        <w:t>Mission: Maintain fleet roadworthiness, execute preventative maintenance (PM) cycles, conduct annual DOT safety inspections, and maintain zero out-of-service (OOS) roadside inspection violations.</w:t>
-      </w:r>
-    </w:p>
-    <w:p>
-      <w:pPr>
-        <w:spacing w:before="0" w:after="120" w:line="276" w:lineRule="auto"/>
-      </w:pPr>
-      <w:r>
-        <w:rPr>
-          <w:rFonts w:ascii="Calibri" w:hAnsi="Calibri"/>
-          <w:color w:val="1E293B"/>
-          <w:sz w:val="20"/>
-        </w:rPr>
-        <w:t>Technical Compliance Standards:</w:t>
-      </w:r>
-    </w:p>
-    <w:p>
-      <w:pPr>
-        <w:pStyle w:val="ListBullet"/>
-        <w:spacing w:before="0" w:after="60" w:line="276" w:lineRule="auto"/>
-      </w:pPr>
-      <w:r>
-        <w:rPr>
-          <w:rFonts w:ascii="Calibri" w:hAnsi="Calibri"/>
-          <w:color w:val="1E293B"/>
-          <w:sz w:val="20"/>
-        </w:rPr>
-        <w:t>Preventative Maintenance Cycles: Service-A (Oil, lube, fuel filters, brake stroke check) every 15,000 miles. Service-B (Coolant flush, transmission fluid, differential lube, full driveline inspection) every 45,000 miles.</w:t>
-      </w:r>
-    </w:p>
-    <w:p>
-      <w:pPr>
-        <w:pStyle w:val="ListBullet"/>
-        <w:spacing w:before="0" w:after="60" w:line="276" w:lineRule="auto"/>
-      </w:pPr>
-      <w:r>
-        <w:rPr>
-          <w:rFonts w:ascii="Calibri" w:hAnsi="Calibri"/>
-          <w:color w:val="1E293B"/>
-          <w:sz w:val="20"/>
-        </w:rPr>
-        <w:t>Tire Safety Standards: Steer tires must maintain minimum 4/32-inch tread depth; drive and trailer tires minimum 2/32-inch. Tire pressures must be checked cold and inflated to 105 PSI.</w:t>
-      </w:r>
-    </w:p>
-    <w:p>
-      <w:pPr>
-        <w:pStyle w:val="ListBullet"/>
-        <w:spacing w:before="0" w:after="60" w:line="276" w:lineRule="auto"/>
-      </w:pPr>
-      <w:r>
-        <w:rPr>
-          <w:rFonts w:ascii="Calibri" w:hAnsi="Calibri"/>
-          <w:color w:val="1E293B"/>
-          <w:sz w:val="20"/>
-        </w:rPr>
-        <w:t>Electronic Diagnostics: Utilize Detroit Diesel Diagnostic Link (DDDL) and Cummins INSITE to extract active engine fault codes (SPN/FMI). Clear resolved codes and log technician repair notes into TMW Fleet Maintenance software.</w:t>
-      </w:r>
-    </w:p>
-    <w:p>
-      <w:r>
-        <w:br w:type="page"/>
-      </w:r>
-    </w:p>
-    <w:p>
-      <w:pPr>
-        <w:keepNext/>
-        <w:spacing w:before="280" w:after="80"/>
-      </w:pPr>
-      <w:r>
-        <w:rPr>
-          <w:rFonts w:ascii="Calibri" w:hAnsi="Calibri"/>
-          <w:b/>
-          <w:color w:val="0F172A"/>
-          <w:sz w:val="26"/>
-        </w:rPr>
-        <w:t>ROLE 3: CROSS-BORDER SAFETY &amp; REGULATORY COORDINATOR (SOP-SAFE-03)</w:t>
-      </w:r>
-    </w:p>
-    <w:p>
-      <w:pPr>
-        <w:spacing w:before="0" w:after="120" w:line="276" w:lineRule="auto"/>
-      </w:pPr>
-      <w:r>
-        <w:rPr>
-          <w:rFonts w:ascii="Calibri" w:hAnsi="Calibri"/>
-          <w:color w:val="1E293B"/>
-          <w:sz w:val="20"/>
-        </w:rPr>
-        <w:t>Mission: Enforce Federal Motor Carrier Safety Regulations (49 CFR Parts 350-399), oversee Driver Qualification (DQ) files, administer DOT random drug and alcohol testing, and manage cargo claims.</w:t>
-      </w:r>
-    </w:p>
-    <w:p>
-      <w:pPr>
-        <w:spacing w:before="0" w:after="120" w:line="276" w:lineRule="auto"/>
-      </w:pPr>
-      <w:r>
-        <w:rPr>
-          <w:rFonts w:ascii="Calibri" w:hAnsi="Calibri"/>
-          <w:color w:val="1E293B"/>
-          <w:sz w:val="20"/>
-        </w:rPr>
-        <w:t>Compliance Checklists:</w:t>
-      </w:r>
-    </w:p>
-    <w:p>
-      <w:pPr>
-        <w:pStyle w:val="ListBullet"/>
-        <w:spacing w:before="0" w:after="60" w:line="276" w:lineRule="auto"/>
-      </w:pPr>
-      <w:r>
-        <w:rPr>
-          <w:rFonts w:ascii="Calibri" w:hAnsi="Calibri"/>
-          <w:color w:val="1E293B"/>
-          <w:sz w:val="20"/>
-        </w:rPr>
-        <w:t>Driver Qualification (DQ) File Audit: Annually verify motor vehicle records (MVR), commercial driver's license (CDL-A) expiration dates, and current FMCSA Medical Examiner's Certificates (Form MCSA-5876).</w:t>
-      </w:r>
-    </w:p>
-    <w:p>
-      <w:pPr>
-        <w:pStyle w:val="ListBullet"/>
-        <w:spacing w:before="0" w:after="60" w:line="276" w:lineRule="auto"/>
-      </w:pPr>
-      <w:r>
-        <w:rPr>
-          <w:rFonts w:ascii="Calibri" w:hAnsi="Calibri"/>
-          <w:color w:val="1E293B"/>
-          <w:sz w:val="20"/>
-        </w:rPr>
-        <w:t>DOT Random Drug &amp; Alcohol Testing: Administer quarterly random testing pools meeting FMCSA minimums (50% drug, 10% alcohol) via Quest Diagnostics SAP network.</w:t>
-      </w:r>
-    </w:p>
-    <w:p>
-      <w:pPr>
-        <w:pStyle w:val="ListBullet"/>
-        <w:spacing w:before="0" w:after="60" w:line="276" w:lineRule="auto"/>
-      </w:pPr>
-      <w:r>
-        <w:rPr>
-          <w:rFonts w:ascii="Calibri" w:hAnsi="Calibri"/>
-          <w:color w:val="1E293B"/>
-          <w:sz w:val="20"/>
-        </w:rPr>
-        <w:t>Roadside Inspection Audit: Audit every state police Level 1, 2, and 3 inspection report. Challenge erroneous violations via FMCSA DataQs portal within 14 days of citation.</w:t>
-      </w:r>
-    </w:p>
-    <w:p>
-      <w:r>
-        <w:br w:type="page"/>
-      </w:r>
-    </w:p>
-    <w:p>
-      <w:pPr>
-        <w:keepNext/>
-        <w:spacing w:before="280" w:after="80"/>
-      </w:pPr>
-      <w:r>
-        <w:rPr>
-          <w:rFonts w:ascii="Calibri" w:hAnsi="Calibri"/>
-          <w:b/>
-          <w:color w:val="0F172A"/>
-          <w:sz w:val="26"/>
-        </w:rPr>
-        <w:t>ROLE 4: FREIGHT BILLING &amp; DEMURRAGE SPECIALIST (SOP-BILL-04)</w:t>
-      </w:r>
-    </w:p>
-    <w:p>
-      <w:pPr>
-        <w:spacing w:before="0" w:after="120" w:line="276" w:lineRule="auto"/>
-      </w:pPr>
-      <w:r>
-        <w:rPr>
-          <w:rFonts w:ascii="Calibri" w:hAnsi="Calibri"/>
-          <w:color w:val="1E293B"/>
-          <w:sz w:val="20"/>
-        </w:rPr>
-        <w:t>Mission: Reconcile completed trip manifests, audit electronic proof-of-delivery (e-POD) documents, calculate detention charges, and execute accurate freight invoicing within 24 hours of delivery.</w:t>
-      </w:r>
-    </w:p>
-    <w:p>
-      <w:pPr>
-        <w:spacing w:before="0" w:after="120" w:line="276" w:lineRule="auto"/>
-      </w:pPr>
-      <w:r>
-        <w:rPr>
-          <w:rFonts w:ascii="Calibri" w:hAnsi="Calibri"/>
-          <w:color w:val="1E293B"/>
-          <w:sz w:val="20"/>
-        </w:rPr>
-        <w:t>Invoicing Protocols:</w:t>
-      </w:r>
-    </w:p>
-    <w:p>
-      <w:pPr>
-        <w:pStyle w:val="ListBullet"/>
-        <w:spacing w:before="0" w:after="60" w:line="276" w:lineRule="auto"/>
-      </w:pPr>
-      <w:r>
-        <w:rPr>
-          <w:rFonts w:ascii="Calibri" w:hAnsi="Calibri"/>
-          <w:color w:val="1E293B"/>
-          <w:sz w:val="20"/>
-        </w:rPr>
-        <w:t>BOL Verification: Confirm receiver signature, legible date/time stamp, and piece counts against customer rate confirmation sheet.</w:t>
-      </w:r>
-    </w:p>
-    <w:p>
-      <w:pPr>
-        <w:pStyle w:val="ListBullet"/>
-        <w:spacing w:before="0" w:after="60" w:line="276" w:lineRule="auto"/>
-      </w:pPr>
-      <w:r>
-        <w:rPr>
-          <w:rFonts w:ascii="Calibri" w:hAnsi="Calibri"/>
-          <w:color w:val="1E293B"/>
-          <w:sz w:val="20"/>
-        </w:rPr>
-        <w:t>Detention Settlement: Compare Samsara geofenced dock entry/exit time stamps against customer appointment windows. Calculate detention charges for time exceeding 120 minutes of free time.</w:t>
-      </w:r>
-    </w:p>
-    <w:p>
-      <w:pPr>
-        <w:pStyle w:val="ListBullet"/>
-        <w:spacing w:before="0" w:after="60" w:line="276" w:lineRule="auto"/>
-      </w:pPr>
-      <w:r>
-        <w:rPr>
-          <w:rFonts w:ascii="Calibri" w:hAnsi="Calibri"/>
-          <w:color w:val="1E293B"/>
-          <w:sz w:val="20"/>
-        </w:rPr>
-        <w:t>Fuel Surcharge (FSC) Indexing: Apply current EIA national average diesel fuel index formula to compute weekly fuel adjustment surcharge.</w:t>
+        <w:t>Draft onboarding frameworks and 30-60-90 day ramp schedules for all 4 positions.</w:t>
       </w:r>
     </w:p>
     <w:sectPr>
@@ -495,7 +78,7 @@
       <w:jc w:val="right"/>
     </w:pPr>
     <w:r>
-      <w:t>Apex Fleet Operations — Master Role Onboarding SOPs (v1 Oper</w:t>
+      <w:t>4-Role Operations Onboarding SOPs (v1 Draft)</w:t>
     </w:r>
   </w:p>
 </w:hdr>
